--- a/ASL_Documentation.docx
+++ b/ASL_Documentation.docx
@@ -2,61 +2,6 @@
 <file path=word/document.xml><?xml version="1.0" encoding="utf-8"?>
 <w:document xmlns:wpc="http://schemas.microsoft.com/office/word/2010/wordprocessingCanvas" xmlns:cx="http://schemas.microsoft.com/office/drawing/2014/chartex" xmlns:cx1="http://schemas.microsoft.com/office/drawing/2015/9/8/chartex" xmlns:cx2="http://schemas.microsoft.com/office/drawing/2015/10/21/chartex" xmlns:cx3="http://schemas.microsoft.com/office/drawing/2016/5/9/chartex" xmlns:cx4="http://schemas.microsoft.com/office/drawing/2016/5/10/chartex" xmlns:cx5="http://schemas.microsoft.com/office/drawing/2016/5/11/chartex" xmlns:cx6="http://schemas.microsoft.com/office/drawing/2016/5/12/chartex" xmlns:cx7="http://schemas.microsoft.com/office/drawing/2016/5/13/chartex" xmlns:cx8="http://schemas.microsoft.com/office/drawing/2016/5/14/chartex" xmlns:mc="http://schemas.openxmlformats.org/markup-compatibility/2006" xmlns:aink="http://schemas.microsoft.com/office/drawing/2016/ink" xmlns:am3d="http://schemas.microsoft.com/office/drawing/2017/model3d" xmlns:o="urn:schemas-microsoft-com:office:office" xmlns:oel="http://schemas.microsoft.com/office/2019/extlst" xmlns:r="http://schemas.openxmlformats.org/officeDocument/2006/relationships" xmlns:m="http://schemas.openxmlformats.org/officeDocument/2006/math" xmlns:v="urn:schemas-microsoft-com:vml" xmlns:wp14="http://schemas.microsoft.com/office/word/2010/wordprocessingDrawing" xmlns:wp="http://schemas.openxmlformats.org/drawingml/2006/wordprocessingDrawing" xmlns:w10="urn:schemas-microsoft-com:office:word" xmlns:w="http://schemas.openxmlformats.org/wordprocessingml/2006/main" xmlns:w14="http://schemas.microsoft.com/office/word/2010/wordml" xmlns:w15="http://schemas.microsoft.com/office/word/2012/wordml" xmlns:w16cex="http://schemas.microsoft.com/office/word/2018/wordml/cex" xmlns:w16cid="http://schemas.microsoft.com/office/word/2016/wordml/cid" xmlns:w16="http://schemas.microsoft.com/office/word/2018/wordml" xmlns:w16du="http://schemas.microsoft.com/office/word/2023/wordml/word16du" xmlns:w16sdtdh="http://schemas.microsoft.com/office/word/2020/wordml/sdtdatahash" xmlns:w16sdtfl="http://schemas.microsoft.com/office/word/2024/wordml/sdtformatlock" xmlns:w16se="http://schemas.microsoft.com/office/word/2015/wordml/symex" xmlns:wpg="http://schemas.microsoft.com/office/word/2010/wordprocessingGroup" xmlns:wpi="http://schemas.microsoft.com/office/word/2010/wordprocessingInk" xmlns:wne="http://schemas.microsoft.com/office/word/2006/wordml" xmlns:wps="http://schemas.microsoft.com/office/word/2010/wordprocessingShape" mc:Ignorable="w14 w15 w16se w16cid w16 w16cex w16sdtdh w16sdtfl w16du wp14">
   <w:body>
-    <w:p>
-      <w:r>
-        <w:rPr>
-          <w:noProof/>
-        </w:rPr>
-        <w:drawing>
-          <wp:inline distT="0" distB="0" distL="0" distR="0" wp14:anchorId="576ABDAB" wp14:editId="5F304C22">
-            <wp:extent cx="5730240" cy="2362200"/>
-            <wp:effectExtent l="0" t="0" r="0" b="0"/>
-            <wp:docPr id="664070137" name="Picture 2" descr="VIT-AP University - Wadhwani Foundation"/>
-            <wp:cNvGraphicFramePr>
-              <a:graphicFrameLocks xmlns:a="http://schemas.openxmlformats.org/drawingml/2006/main" noChangeAspect="1"/>
-            </wp:cNvGraphicFramePr>
-            <a:graphic xmlns:a="http://schemas.openxmlformats.org/drawingml/2006/main">
-              <a:graphicData uri="http://schemas.openxmlformats.org/drawingml/2006/picture">
-                <pic:pic xmlns:pic="http://schemas.openxmlformats.org/drawingml/2006/picture">
-                  <pic:nvPicPr>
-                    <pic:cNvPr id="0" name="Picture 2" descr="VIT-AP University - Wadhwani Foundation"/>
-                    <pic:cNvPicPr>
-                      <a:picLocks noChangeAspect="1" noChangeArrowheads="1"/>
-                    </pic:cNvPicPr>
-                  </pic:nvPicPr>
-                  <pic:blipFill>
-                    <a:blip r:embed="rId5">
-                      <a:extLst>
-                        <a:ext uri="{28A0092B-C50C-407E-A947-70E740481C1C}">
-                          <a14:useLocalDpi xmlns:a14="http://schemas.microsoft.com/office/drawing/2010/main" val="0"/>
-                        </a:ext>
-                      </a:extLst>
-                    </a:blip>
-                    <a:srcRect/>
-                    <a:stretch>
-                      <a:fillRect/>
-                    </a:stretch>
-                  </pic:blipFill>
-                  <pic:spPr bwMode="auto">
-                    <a:xfrm>
-                      <a:off x="0" y="0"/>
-                      <a:ext cx="5730240" cy="2362200"/>
-                    </a:xfrm>
-                    <a:prstGeom prst="rect">
-                      <a:avLst/>
-                    </a:prstGeom>
-                    <a:noFill/>
-                    <a:ln>
-                      <a:noFill/>
-                    </a:ln>
-                  </pic:spPr>
-                </pic:pic>
-              </a:graphicData>
-            </a:graphic>
-          </wp:inline>
-        </w:drawing>
-      </w:r>
-    </w:p>
     <w:p/>
     <w:p/>
     <w:p>
@@ -79,8 +24,9 @@
           <w:szCs w:val="40"/>
           <w:lang w:val="en-US"/>
         </w:rPr>
-        <w:t xml:space="preserve">Sign Language Recognition using a  </w:t>
-      </w:r>
+        <w:t xml:space="preserve">Sign Language Recognition using </w:t>
+      </w:r>
+      <w:proofErr w:type="gramStart"/>
       <w:r>
         <w:rPr>
           <w:rFonts w:ascii="Times New Roman" w:hAnsi="Times New Roman" w:cs="Times New Roman"/>
@@ -90,598 +36,64 @@
           <w:szCs w:val="40"/>
           <w:lang w:val="en-US"/>
         </w:rPr>
-        <w:t>Random Forest with Fuzzy Interpretation</w:t>
-      </w:r>
-    </w:p>
-    <w:p>
-      <w:pPr>
-        <w:rPr>
-          <w:rFonts w:ascii="Times New Roman" w:hAnsi="Times New Roman" w:cs="Times New Roman"/>
-          <w:b/>
-          <w:bCs/>
-          <w:sz w:val="32"/>
-          <w:szCs w:val="32"/>
-        </w:rPr>
-      </w:pPr>
-    </w:p>
-    <w:p>
-      <w:pPr>
-        <w:rPr>
-          <w:rFonts w:ascii="Times New Roman" w:hAnsi="Times New Roman" w:cs="Times New Roman"/>
-          <w:b/>
-          <w:bCs/>
-          <w:sz w:val="32"/>
-          <w:szCs w:val="32"/>
-        </w:rPr>
-      </w:pPr>
-    </w:p>
-    <w:p>
-      <w:pPr>
-        <w:rPr>
-          <w:rFonts w:ascii="Times New Roman" w:hAnsi="Times New Roman" w:cs="Times New Roman"/>
-          <w:b/>
-          <w:bCs/>
-          <w:sz w:val="32"/>
-          <w:szCs w:val="32"/>
-        </w:rPr>
-      </w:pPr>
-      <w:r>
-        <w:rPr>
-          <w:rFonts w:ascii="Times New Roman" w:hAnsi="Times New Roman" w:cs="Times New Roman"/>
-          <w:b/>
-          <w:bCs/>
-          <w:sz w:val="32"/>
-          <w:szCs w:val="32"/>
-        </w:rPr>
-        <w:t>Members involved:</w:t>
-      </w:r>
-    </w:p>
-    <w:tbl>
-      <w:tblPr>
-        <w:tblStyle w:val="TableGrid"/>
-        <w:tblW w:w="0" w:type="auto"/>
-        <w:tblLook w:val="04A0" w:firstRow="1" w:lastRow="0" w:firstColumn="1" w:lastColumn="0" w:noHBand="0" w:noVBand="1"/>
-      </w:tblPr>
-      <w:tblGrid>
-        <w:gridCol w:w="4508"/>
-        <w:gridCol w:w="4508"/>
-      </w:tblGrid>
-      <w:tr>
-        <w:tc>
-          <w:tcPr>
-            <w:tcW w:w="4508" w:type="dxa"/>
-            <w:tcBorders>
-              <w:top w:val="single" w:sz="4" w:space="0" w:color="auto"/>
-              <w:left w:val="single" w:sz="4" w:space="0" w:color="auto"/>
-              <w:bottom w:val="single" w:sz="4" w:space="0" w:color="auto"/>
-              <w:right w:val="single" w:sz="4" w:space="0" w:color="auto"/>
-            </w:tcBorders>
-            <w:hideMark/>
-          </w:tcPr>
-          <w:p>
-            <w:pPr>
-              <w:spacing w:after="160" w:line="259" w:lineRule="auto"/>
-              <w:jc w:val="center"/>
-              <w:rPr>
-                <w:rFonts w:ascii="Times New Roman" w:hAnsi="Times New Roman" w:cs="Times New Roman"/>
-                <w:b/>
-                <w:bCs/>
-                <w:sz w:val="32"/>
-                <w:szCs w:val="32"/>
-              </w:rPr>
-            </w:pPr>
-            <w:r>
-              <w:rPr>
-                <w:rFonts w:ascii="Times New Roman" w:hAnsi="Times New Roman" w:cs="Times New Roman"/>
-                <w:b/>
-                <w:bCs/>
-                <w:sz w:val="32"/>
-                <w:szCs w:val="32"/>
-              </w:rPr>
-              <w:t>Name</w:t>
-            </w:r>
-          </w:p>
-        </w:tc>
-        <w:tc>
-          <w:tcPr>
-            <w:tcW w:w="4508" w:type="dxa"/>
-            <w:tcBorders>
-              <w:top w:val="single" w:sz="4" w:space="0" w:color="auto"/>
-              <w:left w:val="single" w:sz="4" w:space="0" w:color="auto"/>
-              <w:bottom w:val="single" w:sz="4" w:space="0" w:color="auto"/>
-              <w:right w:val="single" w:sz="4" w:space="0" w:color="auto"/>
-            </w:tcBorders>
-            <w:hideMark/>
-          </w:tcPr>
-          <w:p>
-            <w:pPr>
-              <w:spacing w:after="160" w:line="259" w:lineRule="auto"/>
-              <w:jc w:val="center"/>
-              <w:rPr>
-                <w:rFonts w:ascii="Times New Roman" w:hAnsi="Times New Roman" w:cs="Times New Roman"/>
-                <w:b/>
-                <w:bCs/>
-                <w:sz w:val="32"/>
-                <w:szCs w:val="32"/>
-              </w:rPr>
-            </w:pPr>
-            <w:r>
-              <w:rPr>
-                <w:rFonts w:ascii="Times New Roman" w:hAnsi="Times New Roman" w:cs="Times New Roman"/>
-                <w:b/>
-                <w:bCs/>
-                <w:sz w:val="32"/>
-                <w:szCs w:val="32"/>
-              </w:rPr>
-              <w:t>Reg no</w:t>
-            </w:r>
-          </w:p>
-        </w:tc>
-      </w:tr>
-      <w:tr>
-        <w:tc>
-          <w:tcPr>
-            <w:tcW w:w="4508" w:type="dxa"/>
-            <w:tcBorders>
-              <w:top w:val="single" w:sz="4" w:space="0" w:color="auto"/>
-              <w:left w:val="single" w:sz="4" w:space="0" w:color="auto"/>
-              <w:bottom w:val="single" w:sz="4" w:space="0" w:color="auto"/>
-              <w:right w:val="single" w:sz="4" w:space="0" w:color="auto"/>
-            </w:tcBorders>
-            <w:hideMark/>
-          </w:tcPr>
-          <w:p>
-            <w:pPr>
-              <w:spacing w:after="160" w:line="259" w:lineRule="auto"/>
-              <w:jc w:val="center"/>
-              <w:rPr>
-                <w:rFonts w:ascii="Times New Roman" w:hAnsi="Times New Roman" w:cs="Times New Roman"/>
-                <w:sz w:val="32"/>
-                <w:szCs w:val="32"/>
-              </w:rPr>
-            </w:pPr>
-            <w:r>
-              <w:rPr>
-                <w:rFonts w:ascii="Times New Roman" w:hAnsi="Times New Roman" w:cs="Times New Roman"/>
-                <w:sz w:val="32"/>
-                <w:szCs w:val="32"/>
-                <w:lang w:val="en-US"/>
-              </w:rPr>
-              <w:t>S.</w:t>
-            </w:r>
-            <w:r>
-              <w:rPr>
-                <w:rFonts w:ascii="Times New Roman" w:hAnsi="Times New Roman" w:cs="Times New Roman"/>
-                <w:sz w:val="32"/>
-                <w:szCs w:val="32"/>
-                <w:lang w:val="en-US"/>
-              </w:rPr>
-              <w:t xml:space="preserve"> </w:t>
-            </w:r>
-            <w:r>
-              <w:rPr>
-                <w:rFonts w:ascii="Times New Roman" w:hAnsi="Times New Roman" w:cs="Times New Roman"/>
-                <w:sz w:val="32"/>
-                <w:szCs w:val="32"/>
-                <w:lang w:val="en-US"/>
-              </w:rPr>
-              <w:t>Aashritha</w:t>
-            </w:r>
-          </w:p>
-        </w:tc>
-        <w:tc>
-          <w:tcPr>
-            <w:tcW w:w="4508" w:type="dxa"/>
-            <w:tcBorders>
-              <w:top w:val="single" w:sz="4" w:space="0" w:color="auto"/>
-              <w:left w:val="single" w:sz="4" w:space="0" w:color="auto"/>
-              <w:bottom w:val="single" w:sz="4" w:space="0" w:color="auto"/>
-              <w:right w:val="single" w:sz="4" w:space="0" w:color="auto"/>
-            </w:tcBorders>
-            <w:hideMark/>
-          </w:tcPr>
-          <w:p>
-            <w:pPr>
-              <w:spacing w:after="160" w:line="259" w:lineRule="auto"/>
-              <w:jc w:val="center"/>
-              <w:rPr>
-                <w:rFonts w:ascii="Times New Roman" w:hAnsi="Times New Roman" w:cs="Times New Roman"/>
-                <w:sz w:val="32"/>
-                <w:szCs w:val="32"/>
-              </w:rPr>
-            </w:pPr>
-            <w:r>
-              <w:rPr>
-                <w:rFonts w:ascii="Times New Roman" w:hAnsi="Times New Roman" w:cs="Times New Roman"/>
-                <w:sz w:val="32"/>
-                <w:szCs w:val="32"/>
-              </w:rPr>
-              <w:t>23BCE</w:t>
-            </w:r>
-            <w:r>
-              <w:rPr>
-                <w:rFonts w:ascii="Times New Roman" w:hAnsi="Times New Roman" w:cs="Times New Roman"/>
-                <w:sz w:val="32"/>
-                <w:szCs w:val="32"/>
-              </w:rPr>
-              <w:t>7105</w:t>
-            </w:r>
-          </w:p>
-        </w:tc>
-      </w:tr>
-      <w:tr>
-        <w:tc>
-          <w:tcPr>
-            <w:tcW w:w="4508" w:type="dxa"/>
-            <w:tcBorders>
-              <w:top w:val="single" w:sz="4" w:space="0" w:color="auto"/>
-              <w:left w:val="single" w:sz="4" w:space="0" w:color="auto"/>
-              <w:bottom w:val="single" w:sz="4" w:space="0" w:color="auto"/>
-              <w:right w:val="single" w:sz="4" w:space="0" w:color="auto"/>
-            </w:tcBorders>
-            <w:hideMark/>
-          </w:tcPr>
-          <w:p>
-            <w:pPr>
-              <w:spacing w:after="160" w:line="259" w:lineRule="auto"/>
-              <w:jc w:val="center"/>
-              <w:rPr>
-                <w:rFonts w:ascii="Times New Roman" w:hAnsi="Times New Roman" w:cs="Times New Roman"/>
-                <w:sz w:val="32"/>
-                <w:szCs w:val="32"/>
-              </w:rPr>
-            </w:pPr>
-            <w:r>
-              <w:rPr>
-                <w:rFonts w:ascii="Times New Roman" w:hAnsi="Times New Roman" w:cs="Times New Roman"/>
-                <w:sz w:val="32"/>
-                <w:szCs w:val="32"/>
-                <w:lang w:val="en-US"/>
-              </w:rPr>
-              <w:t>CH.</w:t>
-            </w:r>
-            <w:r>
-              <w:rPr>
-                <w:rFonts w:ascii="Times New Roman" w:hAnsi="Times New Roman" w:cs="Times New Roman"/>
-                <w:sz w:val="32"/>
-                <w:szCs w:val="32"/>
-                <w:lang w:val="en-US"/>
-              </w:rPr>
-              <w:t xml:space="preserve">  </w:t>
-            </w:r>
-            <w:r>
-              <w:rPr>
-                <w:rFonts w:ascii="Times New Roman" w:hAnsi="Times New Roman" w:cs="Times New Roman"/>
-                <w:sz w:val="32"/>
-                <w:szCs w:val="32"/>
-                <w:lang w:val="en-US"/>
-              </w:rPr>
-              <w:t>Navya</w:t>
-            </w:r>
-            <w:r>
-              <w:rPr>
-                <w:rFonts w:ascii="Times New Roman" w:hAnsi="Times New Roman" w:cs="Times New Roman"/>
-                <w:sz w:val="32"/>
-                <w:szCs w:val="32"/>
-                <w:lang w:val="en-US"/>
-              </w:rPr>
-              <w:t xml:space="preserve"> </w:t>
-            </w:r>
-            <w:r>
-              <w:rPr>
-                <w:rFonts w:ascii="Times New Roman" w:hAnsi="Times New Roman" w:cs="Times New Roman"/>
-                <w:sz w:val="32"/>
-                <w:szCs w:val="32"/>
-                <w:lang w:val="en-US"/>
-              </w:rPr>
-              <w:t>S</w:t>
-            </w:r>
-            <w:r>
-              <w:rPr>
-                <w:rFonts w:ascii="Times New Roman" w:hAnsi="Times New Roman" w:cs="Times New Roman"/>
-                <w:sz w:val="32"/>
-                <w:szCs w:val="32"/>
-                <w:lang w:val="en-US"/>
-              </w:rPr>
-              <w:t>ri</w:t>
-            </w:r>
-          </w:p>
-        </w:tc>
-        <w:tc>
-          <w:tcPr>
-            <w:tcW w:w="4508" w:type="dxa"/>
-            <w:tcBorders>
-              <w:top w:val="single" w:sz="4" w:space="0" w:color="auto"/>
-              <w:left w:val="single" w:sz="4" w:space="0" w:color="auto"/>
-              <w:bottom w:val="single" w:sz="4" w:space="0" w:color="auto"/>
-              <w:right w:val="single" w:sz="4" w:space="0" w:color="auto"/>
-            </w:tcBorders>
-            <w:hideMark/>
-          </w:tcPr>
-          <w:p>
-            <w:pPr>
-              <w:spacing w:after="160" w:line="259" w:lineRule="auto"/>
-              <w:jc w:val="center"/>
-              <w:rPr>
-                <w:rFonts w:ascii="Times New Roman" w:hAnsi="Times New Roman" w:cs="Times New Roman"/>
-                <w:sz w:val="32"/>
-                <w:szCs w:val="32"/>
-              </w:rPr>
-            </w:pPr>
-            <w:r>
-              <w:rPr>
-                <w:rFonts w:ascii="Times New Roman" w:hAnsi="Times New Roman" w:cs="Times New Roman"/>
-                <w:sz w:val="32"/>
-                <w:szCs w:val="32"/>
-              </w:rPr>
-              <w:t>23BCE</w:t>
-            </w:r>
-            <w:r>
-              <w:rPr>
-                <w:rFonts w:ascii="Times New Roman" w:hAnsi="Times New Roman" w:cs="Times New Roman"/>
-                <w:sz w:val="32"/>
-                <w:szCs w:val="32"/>
-              </w:rPr>
-              <w:t>9703</w:t>
-            </w:r>
-          </w:p>
-        </w:tc>
-      </w:tr>
-      <w:tr>
-        <w:tc>
-          <w:tcPr>
-            <w:tcW w:w="4508" w:type="dxa"/>
-            <w:tcBorders>
-              <w:top w:val="single" w:sz="4" w:space="0" w:color="auto"/>
-              <w:left w:val="single" w:sz="4" w:space="0" w:color="auto"/>
-              <w:bottom w:val="single" w:sz="4" w:space="0" w:color="auto"/>
-              <w:right w:val="single" w:sz="4" w:space="0" w:color="auto"/>
-            </w:tcBorders>
-            <w:hideMark/>
-          </w:tcPr>
-          <w:p>
-            <w:pPr>
-              <w:spacing w:after="160" w:line="259" w:lineRule="auto"/>
-              <w:jc w:val="center"/>
-              <w:rPr>
-                <w:rFonts w:ascii="Times New Roman" w:hAnsi="Times New Roman" w:cs="Times New Roman"/>
-                <w:sz w:val="32"/>
-                <w:szCs w:val="32"/>
-              </w:rPr>
-            </w:pPr>
-            <w:r>
-              <w:rPr>
-                <w:rFonts w:ascii="Times New Roman" w:hAnsi="Times New Roman" w:cs="Times New Roman"/>
-                <w:sz w:val="32"/>
-                <w:szCs w:val="32"/>
-              </w:rPr>
-              <w:t>CH. Hemanth Siva Naga Durga</w:t>
-            </w:r>
-          </w:p>
-        </w:tc>
-        <w:tc>
-          <w:tcPr>
-            <w:tcW w:w="4508" w:type="dxa"/>
-            <w:tcBorders>
-              <w:top w:val="single" w:sz="4" w:space="0" w:color="auto"/>
-              <w:left w:val="single" w:sz="4" w:space="0" w:color="auto"/>
-              <w:bottom w:val="single" w:sz="4" w:space="0" w:color="auto"/>
-              <w:right w:val="single" w:sz="4" w:space="0" w:color="auto"/>
-            </w:tcBorders>
-            <w:hideMark/>
-          </w:tcPr>
-          <w:p>
-            <w:pPr>
-              <w:spacing w:after="160" w:line="259" w:lineRule="auto"/>
-              <w:jc w:val="center"/>
-              <w:rPr>
-                <w:rFonts w:ascii="Times New Roman" w:hAnsi="Times New Roman" w:cs="Times New Roman"/>
-                <w:sz w:val="32"/>
-                <w:szCs w:val="32"/>
-              </w:rPr>
-            </w:pPr>
-            <w:r>
-              <w:rPr>
-                <w:rFonts w:ascii="Times New Roman" w:hAnsi="Times New Roman" w:cs="Times New Roman"/>
-                <w:sz w:val="32"/>
-                <w:szCs w:val="32"/>
-              </w:rPr>
-              <w:t>23BCE9716</w:t>
-            </w:r>
-          </w:p>
-        </w:tc>
-      </w:tr>
-      <w:tr>
-        <w:tc>
-          <w:tcPr>
-            <w:tcW w:w="4508" w:type="dxa"/>
-            <w:tcBorders>
-              <w:top w:val="single" w:sz="4" w:space="0" w:color="auto"/>
-              <w:left w:val="single" w:sz="4" w:space="0" w:color="auto"/>
-              <w:bottom w:val="single" w:sz="4" w:space="0" w:color="auto"/>
-              <w:right w:val="single" w:sz="4" w:space="0" w:color="auto"/>
-            </w:tcBorders>
-            <w:hideMark/>
-          </w:tcPr>
-          <w:p>
-            <w:pPr>
-              <w:spacing w:after="160" w:line="259" w:lineRule="auto"/>
-              <w:jc w:val="center"/>
-              <w:rPr>
-                <w:rFonts w:ascii="Times New Roman" w:hAnsi="Times New Roman" w:cs="Times New Roman"/>
-                <w:sz w:val="32"/>
-                <w:szCs w:val="32"/>
-              </w:rPr>
-            </w:pPr>
-            <w:r>
-              <w:rPr>
-                <w:rFonts w:ascii="Times New Roman" w:hAnsi="Times New Roman" w:cs="Times New Roman"/>
-                <w:sz w:val="32"/>
-                <w:szCs w:val="32"/>
-              </w:rPr>
-              <w:t xml:space="preserve">CH. </w:t>
-            </w:r>
-            <w:proofErr w:type="spellStart"/>
-            <w:r>
-              <w:rPr>
-                <w:rFonts w:ascii="Times New Roman" w:hAnsi="Times New Roman" w:cs="Times New Roman"/>
-                <w:sz w:val="32"/>
-                <w:szCs w:val="32"/>
-              </w:rPr>
-              <w:t>Thanooz</w:t>
-            </w:r>
-            <w:proofErr w:type="spellEnd"/>
-          </w:p>
-        </w:tc>
-        <w:tc>
-          <w:tcPr>
-            <w:tcW w:w="4508" w:type="dxa"/>
-            <w:tcBorders>
-              <w:top w:val="single" w:sz="4" w:space="0" w:color="auto"/>
-              <w:left w:val="single" w:sz="4" w:space="0" w:color="auto"/>
-              <w:bottom w:val="single" w:sz="4" w:space="0" w:color="auto"/>
-              <w:right w:val="single" w:sz="4" w:space="0" w:color="auto"/>
-            </w:tcBorders>
-            <w:hideMark/>
-          </w:tcPr>
-          <w:p>
-            <w:pPr>
-              <w:spacing w:after="160" w:line="259" w:lineRule="auto"/>
-              <w:jc w:val="center"/>
-              <w:rPr>
-                <w:rFonts w:ascii="Times New Roman" w:hAnsi="Times New Roman" w:cs="Times New Roman"/>
-                <w:sz w:val="32"/>
-                <w:szCs w:val="32"/>
-              </w:rPr>
-            </w:pPr>
-            <w:r>
-              <w:rPr>
-                <w:rFonts w:ascii="Times New Roman" w:hAnsi="Times New Roman" w:cs="Times New Roman"/>
-                <w:sz w:val="32"/>
-                <w:szCs w:val="32"/>
-              </w:rPr>
-              <w:t>23BCE9723</w:t>
-            </w:r>
-          </w:p>
-        </w:tc>
-      </w:tr>
-      <w:tr>
-        <w:tc>
-          <w:tcPr>
-            <w:tcW w:w="4508" w:type="dxa"/>
-            <w:tcBorders>
-              <w:top w:val="single" w:sz="4" w:space="0" w:color="auto"/>
-              <w:left w:val="single" w:sz="4" w:space="0" w:color="auto"/>
-              <w:bottom w:val="single" w:sz="4" w:space="0" w:color="auto"/>
-              <w:right w:val="single" w:sz="4" w:space="0" w:color="auto"/>
-            </w:tcBorders>
-            <w:hideMark/>
-          </w:tcPr>
-          <w:p>
-            <w:pPr>
-              <w:spacing w:after="160" w:line="259" w:lineRule="auto"/>
-              <w:jc w:val="center"/>
-              <w:rPr>
-                <w:rFonts w:ascii="Times New Roman" w:hAnsi="Times New Roman" w:cs="Times New Roman"/>
-                <w:sz w:val="32"/>
-                <w:szCs w:val="32"/>
-              </w:rPr>
-            </w:pPr>
-            <w:r>
-              <w:rPr>
-                <w:rFonts w:ascii="Times New Roman" w:hAnsi="Times New Roman" w:cs="Times New Roman"/>
-                <w:sz w:val="32"/>
-                <w:szCs w:val="32"/>
-                <w:lang w:val="en-US"/>
-              </w:rPr>
-              <w:t>SK.</w:t>
-            </w:r>
-            <w:r>
-              <w:rPr>
-                <w:rFonts w:ascii="Times New Roman" w:hAnsi="Times New Roman" w:cs="Times New Roman"/>
-                <w:sz w:val="32"/>
-                <w:szCs w:val="32"/>
-                <w:lang w:val="en-US"/>
-              </w:rPr>
-              <w:t xml:space="preserve"> </w:t>
-            </w:r>
-            <w:r>
-              <w:rPr>
-                <w:rFonts w:ascii="Times New Roman" w:hAnsi="Times New Roman" w:cs="Times New Roman"/>
-                <w:sz w:val="32"/>
-                <w:szCs w:val="32"/>
-                <w:lang w:val="en-US"/>
-              </w:rPr>
-              <w:t>Roshni</w:t>
-            </w:r>
-          </w:p>
-        </w:tc>
-        <w:tc>
-          <w:tcPr>
-            <w:tcW w:w="4508" w:type="dxa"/>
-            <w:tcBorders>
-              <w:top w:val="single" w:sz="4" w:space="0" w:color="auto"/>
-              <w:left w:val="single" w:sz="4" w:space="0" w:color="auto"/>
-              <w:bottom w:val="single" w:sz="4" w:space="0" w:color="auto"/>
-              <w:right w:val="single" w:sz="4" w:space="0" w:color="auto"/>
-            </w:tcBorders>
-            <w:hideMark/>
-          </w:tcPr>
-          <w:p>
-            <w:pPr>
-              <w:spacing w:after="160" w:line="259" w:lineRule="auto"/>
-              <w:jc w:val="center"/>
-              <w:rPr>
-                <w:rFonts w:ascii="Times New Roman" w:hAnsi="Times New Roman" w:cs="Times New Roman"/>
-                <w:sz w:val="32"/>
-                <w:szCs w:val="32"/>
-              </w:rPr>
-            </w:pPr>
-            <w:r>
-              <w:rPr>
-                <w:rFonts w:ascii="Times New Roman" w:hAnsi="Times New Roman" w:cs="Times New Roman"/>
-                <w:sz w:val="32"/>
-                <w:szCs w:val="32"/>
-              </w:rPr>
-              <w:t>23BCE97</w:t>
-            </w:r>
-            <w:r>
-              <w:rPr>
-                <w:rFonts w:ascii="Times New Roman" w:hAnsi="Times New Roman" w:cs="Times New Roman"/>
-                <w:sz w:val="32"/>
-                <w:szCs w:val="32"/>
-              </w:rPr>
-              <w:t>36</w:t>
-            </w:r>
-          </w:p>
-        </w:tc>
-      </w:tr>
-    </w:tbl>
-    <w:p/>
-    <w:p/>
-    <w:p/>
-    <w:p/>
+        <w:t xml:space="preserve">a  </w:t>
+      </w:r>
+      <w:r>
+        <w:rPr>
+          <w:rFonts w:ascii="Times New Roman" w:hAnsi="Times New Roman" w:cs="Times New Roman"/>
+          <w:b/>
+          <w:bCs/>
+          <w:sz w:val="40"/>
+          <w:szCs w:val="40"/>
+          <w:lang w:val="en-US"/>
+        </w:rPr>
+        <w:t>Random</w:t>
+      </w:r>
+      <w:proofErr w:type="gramEnd"/>
+      <w:r>
+        <w:rPr>
+          <w:rFonts w:ascii="Times New Roman" w:hAnsi="Times New Roman" w:cs="Times New Roman"/>
+          <w:b/>
+          <w:bCs/>
+          <w:sz w:val="40"/>
+          <w:szCs w:val="40"/>
+          <w:lang w:val="en-US"/>
+        </w:rPr>
+        <w:t xml:space="preserve"> Forest with Fuzzy Interpretation</w:t>
+      </w:r>
+    </w:p>
     <w:p>
       <w:pPr>
         <w:jc w:val="center"/>
         <w:rPr>
           <w:rFonts w:ascii="Times New Roman" w:hAnsi="Times New Roman" w:cs="Times New Roman"/>
+          <w:b/>
+          <w:bCs/>
+          <w:sz w:val="40"/>
+          <w:szCs w:val="40"/>
+        </w:rPr>
+      </w:pPr>
+      <w:r>
+        <w:rPr>
+          <w:rFonts w:ascii="Times New Roman" w:hAnsi="Times New Roman" w:cs="Times New Roman"/>
+          <w:b/>
+          <w:bCs/>
           <w:sz w:val="36"/>
           <w:szCs w:val="36"/>
         </w:rPr>
-      </w:pPr>
-      <w:r>
-        <w:rPr>
-          <w:rFonts w:ascii="Times New Roman" w:hAnsi="Times New Roman" w:cs="Times New Roman"/>
+        <w:t>1.</w:t>
+      </w:r>
+      <w:r>
+        <w:rPr>
+          <w:rFonts w:ascii="Times New Roman" w:hAnsi="Times New Roman" w:cs="Times New Roman"/>
+          <w:b/>
+          <w:bCs/>
           <w:sz w:val="36"/>
           <w:szCs w:val="36"/>
         </w:rPr>
-        <w:t>UNDER THE GUIDENCE OF:</w:t>
-      </w:r>
-    </w:p>
-    <w:p>
-      <w:pPr>
-        <w:jc w:val="center"/>
+        <w:t>Introduction</w:t>
+      </w:r>
+      <w:r>
         <w:rPr>
           <w:rFonts w:ascii="Times New Roman" w:hAnsi="Times New Roman" w:cs="Times New Roman"/>
           <w:b/>
@@ -689,67 +101,6 @@
           <w:sz w:val="36"/>
           <w:szCs w:val="36"/>
         </w:rPr>
-      </w:pPr>
-      <w:r>
-        <w:rPr>
-          <w:rFonts w:ascii="Times New Roman" w:hAnsi="Times New Roman" w:cs="Times New Roman"/>
-          <w:b/>
-          <w:bCs/>
-          <w:sz w:val="36"/>
-          <w:szCs w:val="36"/>
-        </w:rPr>
-        <w:t>Dr. Radha Mohan Pattanay</w:t>
-      </w:r>
-      <w:r>
-        <w:rPr>
-          <w:rFonts w:ascii="Times New Roman" w:hAnsi="Times New Roman" w:cs="Times New Roman"/>
-          <w:b/>
-          <w:bCs/>
-          <w:sz w:val="36"/>
-          <w:szCs w:val="36"/>
-        </w:rPr>
-        <w:t>ak</w:t>
-      </w:r>
-    </w:p>
-    <w:p>
-      <w:pPr>
-        <w:rPr>
-          <w:rFonts w:ascii="Times New Roman" w:hAnsi="Times New Roman" w:cs="Times New Roman"/>
-          <w:b/>
-          <w:bCs/>
-          <w:sz w:val="36"/>
-          <w:szCs w:val="36"/>
-        </w:rPr>
-      </w:pPr>
-      <w:r>
-        <w:rPr>
-          <w:rFonts w:ascii="Times New Roman" w:hAnsi="Times New Roman" w:cs="Times New Roman"/>
-          <w:b/>
-          <w:bCs/>
-          <w:sz w:val="36"/>
-          <w:szCs w:val="36"/>
-        </w:rPr>
-        <w:lastRenderedPageBreak/>
-        <w:t>1.</w:t>
-      </w:r>
-      <w:r>
-        <w:rPr>
-          <w:rFonts w:ascii="Times New Roman" w:hAnsi="Times New Roman" w:cs="Times New Roman"/>
-          <w:b/>
-          <w:bCs/>
-          <w:sz w:val="36"/>
-          <w:szCs w:val="36"/>
-        </w:rPr>
-        <w:t>Introduction</w:t>
-      </w:r>
-      <w:r>
-        <w:rPr>
-          <w:rFonts w:ascii="Times New Roman" w:hAnsi="Times New Roman" w:cs="Times New Roman"/>
-          <w:b/>
-          <w:bCs/>
-          <w:sz w:val="36"/>
-          <w:szCs w:val="36"/>
-        </w:rPr>
         <w:t>:</w:t>
       </w:r>
     </w:p>
@@ -849,29 +200,16 @@
         </w:rPr>
         <w:t>. This system leverages </w:t>
       </w:r>
-      <w:proofErr w:type="spellStart"/>
-      <w:r>
-        <w:rPr>
-          <w:rFonts w:ascii="Times New Roman" w:hAnsi="Times New Roman" w:cs="Times New Roman"/>
-          <w:b/>
-          <w:bCs/>
-          <w:sz w:val="28"/>
-          <w:szCs w:val="28"/>
-          <w:lang w:val="en-US"/>
-        </w:rPr>
-        <w:t>MediaPipe</w:t>
-      </w:r>
-      <w:proofErr w:type="spellEnd"/>
-      <w:r>
-        <w:rPr>
-          <w:rFonts w:ascii="Times New Roman" w:hAnsi="Times New Roman" w:cs="Times New Roman"/>
-          <w:b/>
-          <w:bCs/>
-          <w:sz w:val="28"/>
-          <w:szCs w:val="28"/>
-          <w:lang w:val="en-US"/>
-        </w:rPr>
-        <w:t xml:space="preserve"> for precise hand landmark extraction</w:t>
+      <w:r>
+        <w:rPr>
+          <w:rFonts w:ascii="Times New Roman" w:hAnsi="Times New Roman" w:cs="Times New Roman"/>
+          <w:b/>
+          <w:bCs/>
+          <w:sz w:val="28"/>
+          <w:szCs w:val="28"/>
+          <w:lang w:val="en-US"/>
+        </w:rPr>
+        <w:t>MediaPipe for precise hand landmark extraction</w:t>
       </w:r>
       <w:r>
         <w:rPr>
@@ -950,7 +288,7 @@
                     </pic:cNvPicPr>
                   </pic:nvPicPr>
                   <pic:blipFill>
-                    <a:blip r:embed="rId6">
+                    <a:blip r:embed="rId5">
                       <a:extLst>
                         <a:ext uri="{28A0092B-C50C-407E-A947-70E740481C1C}">
                           <a14:useLocalDpi xmlns:a14="http://schemas.microsoft.com/office/drawing/2010/main" val="0"/>
@@ -1036,204 +374,142 @@
           <w:sz w:val="36"/>
           <w:szCs w:val="36"/>
         </w:rPr>
+        <w:t>2.literature review:</w:t>
+      </w:r>
+    </w:p>
+    <w:p>
+      <w:pPr>
+        <w:rPr>
+          <w:rFonts w:ascii="Times New Roman" w:hAnsi="Times New Roman" w:cs="Times New Roman"/>
+          <w:sz w:val="28"/>
+          <w:szCs w:val="28"/>
+          <w:lang w:val="en-US"/>
+        </w:rPr>
+      </w:pPr>
+      <w:r>
+        <w:rPr>
+          <w:rFonts w:ascii="Times New Roman" w:hAnsi="Times New Roman" w:cs="Times New Roman"/>
+          <w:sz w:val="28"/>
+          <w:szCs w:val="28"/>
+          <w:lang w:val="en-US"/>
+        </w:rPr>
+        <w:t>Early SLR research used traditional image processing and handcrafted features like HOG (Histogram of Oriented Gradients) and LBP (Local Binary Patterns). Although effective for small datasets, these approaches failed to generalize under real-world conditions.</w:t>
+      </w:r>
+    </w:p>
+    <w:p>
+      <w:pPr>
+        <w:rPr>
+          <w:rFonts w:ascii="Times New Roman" w:hAnsi="Times New Roman" w:cs="Times New Roman"/>
+          <w:sz w:val="28"/>
+          <w:szCs w:val="28"/>
+          <w:lang w:val="en-US"/>
+        </w:rPr>
+      </w:pPr>
+      <w:r>
+        <w:rPr>
+          <w:rFonts w:ascii="Times New Roman" w:hAnsi="Times New Roman" w:cs="Times New Roman"/>
+          <w:sz w:val="28"/>
+          <w:szCs w:val="28"/>
+          <w:lang w:val="en-US"/>
+        </w:rPr>
+        <w:t>Deep learning revolutionized the field with architectures like CNNs and LSTMs. Kothadiya et al. (2023) introduced </w:t>
+      </w:r>
+      <w:r>
+        <w:rPr>
+          <w:rFonts w:ascii="Times New Roman" w:hAnsi="Times New Roman" w:cs="Times New Roman"/>
+          <w:b/>
+          <w:bCs/>
+          <w:sz w:val="28"/>
+          <w:szCs w:val="28"/>
+          <w:lang w:val="en-US"/>
+        </w:rPr>
+        <w:t>SignFormer</w:t>
+      </w:r>
+      <w:r>
+        <w:rPr>
+          <w:rFonts w:ascii="Times New Roman" w:hAnsi="Times New Roman" w:cs="Times New Roman"/>
+          <w:sz w:val="28"/>
+          <w:szCs w:val="28"/>
+          <w:lang w:val="en-US"/>
+        </w:rPr>
+        <w:t>, a Vision Transformer (ViT)-based model capable of capturing long-term dependencies and achieving state-of-the-art accuracy on SLR benchmarks. Similarly, Buttar et al. (2023) proposed a hybrid model combining YOLOv6 for static sign detection and LSTM with MediaPipe landmarks for dynamic gestures, achieving over 94% accuracy.</w:t>
+      </w:r>
+    </w:p>
+    <w:p>
+      <w:pPr>
+        <w:rPr>
+          <w:rFonts w:ascii="Times New Roman" w:hAnsi="Times New Roman" w:cs="Times New Roman"/>
+          <w:sz w:val="28"/>
+          <w:szCs w:val="28"/>
+          <w:lang w:val="en-US"/>
+        </w:rPr>
+      </w:pPr>
+      <w:r>
+        <w:rPr>
+          <w:rFonts w:ascii="Times New Roman" w:hAnsi="Times New Roman" w:cs="Times New Roman"/>
+          <w:sz w:val="28"/>
+          <w:szCs w:val="28"/>
+          <w:lang w:val="en-US"/>
+        </w:rPr>
+        <w:t>However, these methods are still black-box models that lack interpretability and struggle with uncertainty. This project addresses these limitations by implementing a </w:t>
+      </w:r>
+      <w:r>
+        <w:rPr>
+          <w:rFonts w:ascii="Times New Roman" w:hAnsi="Times New Roman" w:cs="Times New Roman"/>
+          <w:b/>
+          <w:bCs/>
+          <w:sz w:val="28"/>
+          <w:szCs w:val="28"/>
+          <w:lang w:val="en-US"/>
+        </w:rPr>
+        <w:t>Random Forest classifier enhanced with fuzzy logic interpretation</w:t>
+      </w:r>
+      <w:r>
+        <w:rPr>
+          <w:rFonts w:ascii="Times New Roman" w:hAnsi="Times New Roman" w:cs="Times New Roman"/>
+          <w:sz w:val="28"/>
+          <w:szCs w:val="28"/>
+          <w:lang w:val="en-US"/>
+        </w:rPr>
+        <w:t>, providing both high accuracy and transparent decision-making</w:t>
+      </w:r>
+    </w:p>
+    <w:p>
+      <w:pPr>
+        <w:rPr>
+          <w:rFonts w:ascii="Times New Roman" w:hAnsi="Times New Roman" w:cs="Times New Roman"/>
+          <w:sz w:val="28"/>
+          <w:szCs w:val="28"/>
+          <w:lang w:val="en-US"/>
+        </w:rPr>
+      </w:pPr>
+      <w:r>
+        <w:rPr>
+          <w:rFonts w:ascii="Times New Roman" w:hAnsi="Times New Roman" w:cs="Times New Roman"/>
+          <w:sz w:val="28"/>
+          <w:szCs w:val="28"/>
+          <w:lang w:val="en-US"/>
+        </w:rPr>
+        <w:t>.</w:t>
+      </w:r>
+    </w:p>
+    <w:p>
+      <w:pPr>
+        <w:rPr>
+          <w:rFonts w:ascii="Times New Roman" w:hAnsi="Times New Roman" w:cs="Times New Roman"/>
+          <w:sz w:val="28"/>
+          <w:szCs w:val="28"/>
+          <w:lang w:val="en-US"/>
+        </w:rPr>
+      </w:pPr>
+      <w:r>
+        <w:rPr>
+          <w:rFonts w:ascii="Times New Roman" w:hAnsi="Times New Roman" w:cs="Times New Roman"/>
+          <w:sz w:val="28"/>
+          <w:szCs w:val="28"/>
+          <w:lang w:val="en-US"/>
+        </w:rPr>
         <w:lastRenderedPageBreak/>
-        <w:t>2.literature review:</w:t>
-      </w:r>
-    </w:p>
-    <w:p>
-      <w:pPr>
-        <w:rPr>
-          <w:rFonts w:ascii="Times New Roman" w:hAnsi="Times New Roman" w:cs="Times New Roman"/>
-          <w:sz w:val="28"/>
-          <w:szCs w:val="28"/>
-          <w:lang w:val="en-US"/>
-        </w:rPr>
-      </w:pPr>
-      <w:r>
-        <w:rPr>
-          <w:rFonts w:ascii="Times New Roman" w:hAnsi="Times New Roman" w:cs="Times New Roman"/>
-          <w:sz w:val="28"/>
-          <w:szCs w:val="28"/>
-          <w:lang w:val="en-US"/>
-        </w:rPr>
-        <w:t>Early SLR research used traditional image processing and handcrafted features like HOG (Histogram of Oriented Gradients) and LBP (Local Binary Patterns). Although effective for small datasets, these approaches failed to generalize under real-world conditions.</w:t>
-      </w:r>
-    </w:p>
-    <w:p>
-      <w:pPr>
-        <w:rPr>
-          <w:rFonts w:ascii="Times New Roman" w:hAnsi="Times New Roman" w:cs="Times New Roman"/>
-          <w:sz w:val="28"/>
-          <w:szCs w:val="28"/>
-          <w:lang w:val="en-US"/>
-        </w:rPr>
-      </w:pPr>
-      <w:r>
-        <w:rPr>
-          <w:rFonts w:ascii="Times New Roman" w:hAnsi="Times New Roman" w:cs="Times New Roman"/>
-          <w:sz w:val="28"/>
-          <w:szCs w:val="28"/>
-          <w:lang w:val="en-US"/>
-        </w:rPr>
-        <w:t xml:space="preserve">Deep learning revolutionized the field with architectures like CNNs and LSTMs. </w:t>
-      </w:r>
-      <w:proofErr w:type="spellStart"/>
-      <w:r>
-        <w:rPr>
-          <w:rFonts w:ascii="Times New Roman" w:hAnsi="Times New Roman" w:cs="Times New Roman"/>
-          <w:sz w:val="28"/>
-          <w:szCs w:val="28"/>
-          <w:lang w:val="en-US"/>
-        </w:rPr>
-        <w:t>Kothadiya</w:t>
-      </w:r>
-      <w:proofErr w:type="spellEnd"/>
-      <w:r>
-        <w:rPr>
-          <w:rFonts w:ascii="Times New Roman" w:hAnsi="Times New Roman" w:cs="Times New Roman"/>
-          <w:sz w:val="28"/>
-          <w:szCs w:val="28"/>
-          <w:lang w:val="en-US"/>
-        </w:rPr>
-        <w:t xml:space="preserve"> et al. (2023) introduced </w:t>
-      </w:r>
-      <w:proofErr w:type="spellStart"/>
-      <w:r>
-        <w:rPr>
-          <w:rFonts w:ascii="Times New Roman" w:hAnsi="Times New Roman" w:cs="Times New Roman"/>
-          <w:b/>
-          <w:bCs/>
-          <w:sz w:val="28"/>
-          <w:szCs w:val="28"/>
-          <w:lang w:val="en-US"/>
-        </w:rPr>
-        <w:t>SignFormer</w:t>
-      </w:r>
-      <w:proofErr w:type="spellEnd"/>
-      <w:r>
-        <w:rPr>
-          <w:rFonts w:ascii="Times New Roman" w:hAnsi="Times New Roman" w:cs="Times New Roman"/>
-          <w:sz w:val="28"/>
-          <w:szCs w:val="28"/>
-          <w:lang w:val="en-US"/>
-        </w:rPr>
-        <w:t>, a Vision Transformer (</w:t>
-      </w:r>
-      <w:proofErr w:type="spellStart"/>
-      <w:r>
-        <w:rPr>
-          <w:rFonts w:ascii="Times New Roman" w:hAnsi="Times New Roman" w:cs="Times New Roman"/>
-          <w:sz w:val="28"/>
-          <w:szCs w:val="28"/>
-          <w:lang w:val="en-US"/>
-        </w:rPr>
-        <w:t>ViT</w:t>
-      </w:r>
-      <w:proofErr w:type="spellEnd"/>
-      <w:r>
-        <w:rPr>
-          <w:rFonts w:ascii="Times New Roman" w:hAnsi="Times New Roman" w:cs="Times New Roman"/>
-          <w:sz w:val="28"/>
-          <w:szCs w:val="28"/>
-          <w:lang w:val="en-US"/>
-        </w:rPr>
-        <w:t xml:space="preserve">)-based model capable of capturing long-term dependencies and achieving state-of-the-art accuracy on SLR benchmarks. Similarly, Buttar et al. (2023) proposed a hybrid model combining YOLOv6 for static sign detection and LSTM with </w:t>
-      </w:r>
-      <w:proofErr w:type="spellStart"/>
-      <w:r>
-        <w:rPr>
-          <w:rFonts w:ascii="Times New Roman" w:hAnsi="Times New Roman" w:cs="Times New Roman"/>
-          <w:sz w:val="28"/>
-          <w:szCs w:val="28"/>
-          <w:lang w:val="en-US"/>
-        </w:rPr>
-        <w:t>MediaPipe</w:t>
-      </w:r>
-      <w:proofErr w:type="spellEnd"/>
-      <w:r>
-        <w:rPr>
-          <w:rFonts w:ascii="Times New Roman" w:hAnsi="Times New Roman" w:cs="Times New Roman"/>
-          <w:sz w:val="28"/>
-          <w:szCs w:val="28"/>
-          <w:lang w:val="en-US"/>
-        </w:rPr>
-        <w:t xml:space="preserve"> landmarks for dynamic gestures, achieving over 94% accuracy.</w:t>
-      </w:r>
-    </w:p>
-    <w:p>
-      <w:pPr>
-        <w:rPr>
-          <w:rFonts w:ascii="Times New Roman" w:hAnsi="Times New Roman" w:cs="Times New Roman"/>
-          <w:sz w:val="28"/>
-          <w:szCs w:val="28"/>
-          <w:lang w:val="en-US"/>
-        </w:rPr>
-      </w:pPr>
-      <w:r>
-        <w:rPr>
-          <w:rFonts w:ascii="Times New Roman" w:hAnsi="Times New Roman" w:cs="Times New Roman"/>
-          <w:sz w:val="28"/>
-          <w:szCs w:val="28"/>
-          <w:lang w:val="en-US"/>
-        </w:rPr>
-        <w:t>However, these methods are still black-box models that lack interpretability and struggle with uncertainty. This project addresses these limitations by implementing a </w:t>
-      </w:r>
-      <w:r>
-        <w:rPr>
-          <w:rFonts w:ascii="Times New Roman" w:hAnsi="Times New Roman" w:cs="Times New Roman"/>
-          <w:b/>
-          <w:bCs/>
-          <w:sz w:val="28"/>
-          <w:szCs w:val="28"/>
-          <w:lang w:val="en-US"/>
-        </w:rPr>
-        <w:t>Random Forest classifier enhanced with fuzzy logic interpretation</w:t>
-      </w:r>
-      <w:r>
-        <w:rPr>
-          <w:rFonts w:ascii="Times New Roman" w:hAnsi="Times New Roman" w:cs="Times New Roman"/>
-          <w:sz w:val="28"/>
-          <w:szCs w:val="28"/>
-          <w:lang w:val="en-US"/>
-        </w:rPr>
-        <w:t>, providing both high accuracy and transparent decision-making</w:t>
-      </w:r>
-    </w:p>
-    <w:p>
-      <w:pPr>
-        <w:rPr>
-          <w:rFonts w:ascii="Times New Roman" w:hAnsi="Times New Roman" w:cs="Times New Roman"/>
-          <w:sz w:val="28"/>
-          <w:szCs w:val="28"/>
-          <w:lang w:val="en-US"/>
-        </w:rPr>
-      </w:pPr>
-      <w:r>
-        <w:rPr>
-          <w:rFonts w:ascii="Times New Roman" w:hAnsi="Times New Roman" w:cs="Times New Roman"/>
-          <w:sz w:val="28"/>
-          <w:szCs w:val="28"/>
-          <w:lang w:val="en-US"/>
-        </w:rPr>
-        <w:t>.</w:t>
-      </w:r>
-    </w:p>
-    <w:p>
-      <w:pPr>
-        <w:rPr>
-          <w:rFonts w:ascii="Times New Roman" w:hAnsi="Times New Roman" w:cs="Times New Roman"/>
-          <w:sz w:val="28"/>
-          <w:szCs w:val="28"/>
-          <w:lang w:val="en-US"/>
-        </w:rPr>
-      </w:pPr>
-      <w:r>
-        <w:rPr>
-          <w:rFonts w:ascii="Times New Roman" w:hAnsi="Times New Roman" w:cs="Times New Roman"/>
-          <w:sz w:val="28"/>
-          <w:szCs w:val="28"/>
-          <w:lang w:val="en-US"/>
-        </w:rPr>
         <w:t xml:space="preserve">                              </w:t>
       </w:r>
       <w:r>
@@ -1270,7 +546,7 @@
                     </pic:cNvPicPr>
                   </pic:nvPicPr>
                   <pic:blipFill>
-                    <a:blip r:embed="rId7"/>
+                    <a:blip r:embed="rId6"/>
                     <a:stretch>
                       <a:fillRect/>
                     </a:stretch>
@@ -1324,7 +600,7 @@
                     </pic:cNvPicPr>
                   </pic:nvPicPr>
                   <pic:blipFill>
-                    <a:blip r:embed="rId8"/>
+                    <a:blip r:embed="rId7"/>
                     <a:stretch>
                       <a:fillRect/>
                     </a:stretch>
@@ -1383,26 +659,7 @@
           <w:sz w:val="28"/>
           <w:szCs w:val="28"/>
         </w:rPr>
-        <w:lastRenderedPageBreak/>
-        <w:t xml:space="preserve">The MS-ASL (Microsoft American Sign Language) dataset is one of the most comprehensive resources for sign language research. It contains over 25,000 </w:t>
-      </w:r>
-      <w:proofErr w:type="spellStart"/>
-      <w:r>
-        <w:rPr>
-          <w:rFonts w:ascii="Times New Roman" w:hAnsi="Times New Roman" w:cs="Times New Roman"/>
-          <w:sz w:val="28"/>
-          <w:szCs w:val="28"/>
-        </w:rPr>
-        <w:t>labeled</w:t>
-      </w:r>
-      <w:proofErr w:type="spellEnd"/>
-      <w:r>
-        <w:rPr>
-          <w:rFonts w:ascii="Times New Roman" w:hAnsi="Times New Roman" w:cs="Times New Roman"/>
-          <w:sz w:val="28"/>
-          <w:szCs w:val="28"/>
-        </w:rPr>
-        <w:t xml:space="preserve"> videos representing more than 200 unique ASL signs performed by multiple signers under different conditions. Each video clip includes gestures captured in RGB format, annotated with gloss labels and signer IDs.</w:t>
+        <w:t>The MS-ASL (Microsoft American Sign Language) dataset is one of the most comprehensive resources for sign language research. It contains over 25,000 labeled videos representing more than 200 unique ASL signs performed by multiple signers under different conditions. Each video clip includes gestures captured in RGB format, annotated with gloss labels and signer IDs.</w:t>
       </w:r>
       <w:r>
         <w:t xml:space="preserve"> </w:t>
@@ -1427,7 +684,7 @@
           <w:noProof/>
         </w:rPr>
         <w:drawing>
-          <wp:inline distT="0" distB="0" distL="0" distR="0" wp14:anchorId="35BDCE32" wp14:editId="0A9DBE45">
+          <wp:inline distT="0" distB="0" distL="0" distR="0" wp14:anchorId="35BDCE32" wp14:editId="00F380FC">
             <wp:extent cx="2146300" cy="1429360"/>
             <wp:effectExtent l="0" t="0" r="6350" b="0"/>
             <wp:docPr id="1461817449" name="Picture 6" descr="5,400+ American Sign Language Stock Photos, Pictures &amp; Royalty-Free Images  - iStock"/>
@@ -1444,7 +701,7 @@
                     </pic:cNvPicPr>
                   </pic:nvPicPr>
                   <pic:blipFill>
-                    <a:blip r:embed="rId9" cstate="print">
+                    <a:blip r:embed="rId8" cstate="print">
                       <a:extLst>
                         <a:ext uri="{28A0092B-C50C-407E-A947-70E740481C1C}">
                           <a14:useLocalDpi xmlns:a14="http://schemas.microsoft.com/office/drawing/2010/main" val="0"/>
@@ -1551,7 +808,17 @@
           <w:szCs w:val="28"/>
           <w:lang w:val="en-US"/>
         </w:rPr>
-        <w:t> was selected to maintain computational efficiency while ensuring gesture diversity. The dataset includes both static and dynamic gestures, allowing the model to learn spatial and temporal dependencies effectively.</w:t>
+        <w:t xml:space="preserve"> was selected to maintain computational efficiency while ensuring gesture diversity. The dataset includes both static and </w:t>
+      </w:r>
+      <w:r>
+        <w:rPr>
+          <w:rFonts w:ascii="Times New Roman" w:hAnsi="Times New Roman" w:cs="Times New Roman"/>
+          <w:sz w:val="28"/>
+          <w:szCs w:val="28"/>
+          <w:lang w:val="en-US"/>
+        </w:rPr>
+        <w:lastRenderedPageBreak/>
+        <w:t>dynamic gestures, allowing the model to learn spatial and temporal dependencies effectively.</w:t>
       </w:r>
     </w:p>
     <w:p>
@@ -1640,27 +907,7 @@
           <w:szCs w:val="28"/>
           <w:lang w:val="en-US"/>
         </w:rPr>
-        <w:t xml:space="preserve"> Using </w:t>
-      </w:r>
-      <w:proofErr w:type="spellStart"/>
-      <w:r>
-        <w:rPr>
-          <w:rFonts w:ascii="Times New Roman" w:hAnsi="Times New Roman" w:cs="Times New Roman"/>
-          <w:sz w:val="28"/>
-          <w:szCs w:val="28"/>
-          <w:lang w:val="en-US"/>
-        </w:rPr>
-        <w:t>MediaPipe</w:t>
-      </w:r>
-      <w:proofErr w:type="spellEnd"/>
-      <w:r>
-        <w:rPr>
-          <w:rFonts w:ascii="Times New Roman" w:hAnsi="Times New Roman" w:cs="Times New Roman"/>
-          <w:sz w:val="28"/>
-          <w:szCs w:val="28"/>
-          <w:lang w:val="en-US"/>
-        </w:rPr>
-        <w:t xml:space="preserve"> to extract 21 landmarks per frame</w:t>
+        <w:t> Using MediaPipe to extract 21 landmarks per frame</w:t>
       </w:r>
     </w:p>
     <w:p>
@@ -1753,7 +1000,7 @@
                     </pic:cNvPicPr>
                   </pic:nvPicPr>
                   <pic:blipFill>
-                    <a:blip r:embed="rId10">
+                    <a:blip r:embed="rId9">
                       <a:extLst>
                         <a:ext uri="{28A0092B-C50C-407E-A947-70E740481C1C}">
                           <a14:useLocalDpi xmlns:a14="http://schemas.microsoft.com/office/drawing/2010/main" val="0"/>
@@ -1803,7 +1050,6 @@
           <w:sz w:val="36"/>
           <w:szCs w:val="36"/>
         </w:rPr>
-        <w:lastRenderedPageBreak/>
         <w:t>3</w:t>
       </w:r>
       <w:r>
@@ -1946,25 +1192,14 @@
           <w:lang w:val="en-US"/>
         </w:rPr>
       </w:pPr>
-      <w:proofErr w:type="spellStart"/>
-      <w:r>
-        <w:rPr>
-          <w:rFonts w:ascii="Times New Roman" w:hAnsi="Times New Roman" w:cs="Times New Roman"/>
-          <w:sz w:val="28"/>
-          <w:szCs w:val="28"/>
-          <w:lang w:val="en-US"/>
-        </w:rPr>
-        <w:t>MediaPipe</w:t>
-      </w:r>
-      <w:proofErr w:type="spellEnd"/>
-      <w:r>
-        <w:rPr>
-          <w:rFonts w:ascii="Times New Roman" w:hAnsi="Times New Roman" w:cs="Times New Roman"/>
-          <w:sz w:val="28"/>
-          <w:szCs w:val="28"/>
-          <w:lang w:val="en-US"/>
-        </w:rPr>
-        <w:t xml:space="preserve"> Hands for 21 3D landmark detection per frame</w:t>
+      <w:r>
+        <w:rPr>
+          <w:rFonts w:ascii="Times New Roman" w:hAnsi="Times New Roman" w:cs="Times New Roman"/>
+          <w:sz w:val="28"/>
+          <w:szCs w:val="28"/>
+          <w:lang w:val="en-US"/>
+        </w:rPr>
+        <w:t>MediaPipe Hands for 21 3D landmark detection per frame</w:t>
       </w:r>
     </w:p>
     <w:p>
@@ -2169,6 +1404,7 @@
           <w:szCs w:val="28"/>
           <w:lang w:val="en-US"/>
         </w:rPr>
+        <w:lastRenderedPageBreak/>
         <w:t>Hand Shape Characteristics:</w:t>
       </w:r>
       <w:r>
@@ -2604,7 +1840,6 @@
           <w:szCs w:val="28"/>
           <w:lang w:val="en-US"/>
         </w:rPr>
-        <w:lastRenderedPageBreak/>
         <w:t>Sample Fuzzy Rules:</w:t>
       </w:r>
     </w:p>
@@ -2643,282 +1878,122 @@
           <w:szCs w:val="28"/>
           <w:lang w:val="en-US"/>
         </w:rPr>
-        <w:t xml:space="preserve">IF </w:t>
-      </w:r>
-      <w:proofErr w:type="spellStart"/>
-      <w:r>
-        <w:rPr>
-          <w:rFonts w:ascii="Times New Roman" w:hAnsi="Times New Roman" w:cs="Times New Roman"/>
-          <w:sz w:val="28"/>
-          <w:szCs w:val="28"/>
-          <w:lang w:val="en-US"/>
-        </w:rPr>
-        <w:t>motion_magnitude</w:t>
-      </w:r>
-      <w:proofErr w:type="spellEnd"/>
-      <w:r>
-        <w:rPr>
-          <w:rFonts w:ascii="Times New Roman" w:hAnsi="Times New Roman" w:cs="Times New Roman"/>
-          <w:sz w:val="28"/>
-          <w:szCs w:val="28"/>
-          <w:lang w:val="en-US"/>
-        </w:rPr>
-        <w:t xml:space="preserve"> IS high AND </w:t>
-      </w:r>
-      <w:proofErr w:type="spellStart"/>
-      <w:r>
-        <w:rPr>
-          <w:rFonts w:ascii="Times New Roman" w:hAnsi="Times New Roman" w:cs="Times New Roman"/>
-          <w:sz w:val="28"/>
-          <w:szCs w:val="28"/>
-          <w:lang w:val="en-US"/>
-        </w:rPr>
-        <w:t>gesture_duration</w:t>
-      </w:r>
-      <w:proofErr w:type="spellEnd"/>
-      <w:r>
-        <w:rPr>
-          <w:rFonts w:ascii="Times New Roman" w:hAnsi="Times New Roman" w:cs="Times New Roman"/>
-          <w:sz w:val="28"/>
-          <w:szCs w:val="28"/>
-          <w:lang w:val="en-US"/>
-        </w:rPr>
-        <w:t xml:space="preserve"> IS high </w:t>
-      </w:r>
-    </w:p>
-    <w:p>
-      <w:pPr>
-        <w:rPr>
-          <w:rFonts w:ascii="Times New Roman" w:hAnsi="Times New Roman" w:cs="Times New Roman"/>
-          <w:sz w:val="28"/>
-          <w:szCs w:val="28"/>
-          <w:lang w:val="en-US"/>
-        </w:rPr>
-      </w:pPr>
-      <w:r>
-        <w:rPr>
-          <w:rFonts w:ascii="Times New Roman" w:hAnsi="Times New Roman" w:cs="Times New Roman"/>
-          <w:sz w:val="28"/>
-          <w:szCs w:val="28"/>
-          <w:lang w:val="en-US"/>
-        </w:rPr>
-        <w:t xml:space="preserve">THEN </w:t>
-      </w:r>
-      <w:proofErr w:type="spellStart"/>
-      <w:r>
-        <w:rPr>
-          <w:rFonts w:ascii="Times New Roman" w:hAnsi="Times New Roman" w:cs="Times New Roman"/>
-          <w:sz w:val="28"/>
-          <w:szCs w:val="28"/>
-          <w:lang w:val="en-US"/>
-        </w:rPr>
-        <w:t>sign_confidence</w:t>
-      </w:r>
-      <w:proofErr w:type="spellEnd"/>
-      <w:r>
-        <w:rPr>
-          <w:rFonts w:ascii="Times New Roman" w:hAnsi="Times New Roman" w:cs="Times New Roman"/>
-          <w:sz w:val="28"/>
-          <w:szCs w:val="28"/>
-          <w:lang w:val="en-US"/>
-        </w:rPr>
-        <w:t xml:space="preserve"> IS high</w:t>
-      </w:r>
-    </w:p>
-    <w:p>
-      <w:pPr>
-        <w:rPr>
-          <w:rFonts w:ascii="Times New Roman" w:hAnsi="Times New Roman" w:cs="Times New Roman"/>
-          <w:sz w:val="28"/>
-          <w:szCs w:val="28"/>
-          <w:lang w:val="en-US"/>
-        </w:rPr>
-      </w:pPr>
-    </w:p>
-    <w:p>
-      <w:pPr>
-        <w:rPr>
-          <w:rFonts w:ascii="Times New Roman" w:hAnsi="Times New Roman" w:cs="Times New Roman"/>
-          <w:sz w:val="28"/>
-          <w:szCs w:val="28"/>
-          <w:lang w:val="en-US"/>
-        </w:rPr>
-      </w:pPr>
-      <w:r>
-        <w:rPr>
-          <w:rFonts w:ascii="Times New Roman" w:hAnsi="Times New Roman" w:cs="Times New Roman"/>
-          <w:sz w:val="28"/>
-          <w:szCs w:val="28"/>
-          <w:lang w:val="en-US"/>
-        </w:rPr>
-        <w:t xml:space="preserve">IF </w:t>
-      </w:r>
-      <w:proofErr w:type="spellStart"/>
-      <w:r>
-        <w:rPr>
-          <w:rFonts w:ascii="Times New Roman" w:hAnsi="Times New Roman" w:cs="Times New Roman"/>
-          <w:sz w:val="28"/>
-          <w:szCs w:val="28"/>
-          <w:lang w:val="en-US"/>
-        </w:rPr>
-        <w:t>hand_size</w:t>
-      </w:r>
-      <w:proofErr w:type="spellEnd"/>
-      <w:r>
-        <w:rPr>
-          <w:rFonts w:ascii="Times New Roman" w:hAnsi="Times New Roman" w:cs="Times New Roman"/>
-          <w:sz w:val="28"/>
-          <w:szCs w:val="28"/>
-          <w:lang w:val="en-US"/>
-        </w:rPr>
-        <w:t xml:space="preserve"> IS small AND </w:t>
-      </w:r>
-      <w:proofErr w:type="spellStart"/>
-      <w:r>
-        <w:rPr>
-          <w:rFonts w:ascii="Times New Roman" w:hAnsi="Times New Roman" w:cs="Times New Roman"/>
-          <w:sz w:val="28"/>
-          <w:szCs w:val="28"/>
-          <w:lang w:val="en-US"/>
-        </w:rPr>
-        <w:t>thumb_index_distance</w:t>
-      </w:r>
-      <w:proofErr w:type="spellEnd"/>
-      <w:r>
-        <w:rPr>
-          <w:rFonts w:ascii="Times New Roman" w:hAnsi="Times New Roman" w:cs="Times New Roman"/>
-          <w:sz w:val="28"/>
-          <w:szCs w:val="28"/>
-          <w:lang w:val="en-US"/>
-        </w:rPr>
-        <w:t xml:space="preserve"> IS close </w:t>
-      </w:r>
-    </w:p>
-    <w:p>
-      <w:pPr>
-        <w:rPr>
-          <w:rFonts w:ascii="Times New Roman" w:hAnsi="Times New Roman" w:cs="Times New Roman"/>
-          <w:sz w:val="28"/>
-          <w:szCs w:val="28"/>
-          <w:lang w:val="en-US"/>
-        </w:rPr>
-      </w:pPr>
-      <w:r>
-        <w:rPr>
-          <w:rFonts w:ascii="Times New Roman" w:hAnsi="Times New Roman" w:cs="Times New Roman"/>
-          <w:sz w:val="28"/>
-          <w:szCs w:val="28"/>
-          <w:lang w:val="en-US"/>
-        </w:rPr>
-        <w:t xml:space="preserve">THEN </w:t>
-      </w:r>
-      <w:proofErr w:type="spellStart"/>
-      <w:r>
-        <w:rPr>
-          <w:rFonts w:ascii="Times New Roman" w:hAnsi="Times New Roman" w:cs="Times New Roman"/>
-          <w:sz w:val="28"/>
-          <w:szCs w:val="28"/>
-          <w:lang w:val="en-US"/>
-        </w:rPr>
-        <w:t>sign_confidence</w:t>
-      </w:r>
-      <w:proofErr w:type="spellEnd"/>
-      <w:r>
-        <w:rPr>
-          <w:rFonts w:ascii="Times New Roman" w:hAnsi="Times New Roman" w:cs="Times New Roman"/>
-          <w:sz w:val="28"/>
-          <w:szCs w:val="28"/>
-          <w:lang w:val="en-US"/>
-        </w:rPr>
-        <w:t xml:space="preserve"> IS high</w:t>
-      </w:r>
-    </w:p>
-    <w:p>
-      <w:pPr>
-        <w:rPr>
-          <w:rFonts w:ascii="Times New Roman" w:hAnsi="Times New Roman" w:cs="Times New Roman"/>
-          <w:sz w:val="28"/>
-          <w:szCs w:val="28"/>
-          <w:lang w:val="en-US"/>
-        </w:rPr>
-      </w:pPr>
-    </w:p>
-    <w:p>
-      <w:pPr>
-        <w:rPr>
-          <w:rFonts w:ascii="Times New Roman" w:hAnsi="Times New Roman" w:cs="Times New Roman"/>
-          <w:sz w:val="28"/>
-          <w:szCs w:val="28"/>
-          <w:lang w:val="en-US"/>
-        </w:rPr>
-      </w:pPr>
-      <w:r>
-        <w:rPr>
-          <w:rFonts w:ascii="Times New Roman" w:hAnsi="Times New Roman" w:cs="Times New Roman"/>
-          <w:sz w:val="28"/>
-          <w:szCs w:val="28"/>
-          <w:lang w:val="en-US"/>
-        </w:rPr>
-        <w:t xml:space="preserve">IF </w:t>
-      </w:r>
-      <w:proofErr w:type="spellStart"/>
-      <w:r>
-        <w:rPr>
-          <w:rFonts w:ascii="Times New Roman" w:hAnsi="Times New Roman" w:cs="Times New Roman"/>
-          <w:sz w:val="28"/>
-          <w:szCs w:val="28"/>
-          <w:lang w:val="en-US"/>
-        </w:rPr>
-        <w:t>temporal_consistency</w:t>
-      </w:r>
-      <w:proofErr w:type="spellEnd"/>
-      <w:r>
-        <w:rPr>
-          <w:rFonts w:ascii="Times New Roman" w:hAnsi="Times New Roman" w:cs="Times New Roman"/>
-          <w:sz w:val="28"/>
-          <w:szCs w:val="28"/>
-          <w:lang w:val="en-US"/>
-        </w:rPr>
-        <w:t xml:space="preserve"> IS high </w:t>
-      </w:r>
-    </w:p>
-    <w:p>
-      <w:pPr>
-        <w:rPr>
-          <w:rFonts w:ascii="Times New Roman" w:hAnsi="Times New Roman" w:cs="Times New Roman"/>
-          <w:sz w:val="28"/>
-          <w:szCs w:val="28"/>
-          <w:lang w:val="en-US"/>
-        </w:rPr>
-      </w:pPr>
-      <w:r>
-        <w:rPr>
-          <w:rFonts w:ascii="Times New Roman" w:hAnsi="Times New Roman" w:cs="Times New Roman"/>
-          <w:sz w:val="28"/>
-          <w:szCs w:val="28"/>
-          <w:lang w:val="en-US"/>
-        </w:rPr>
-        <w:t xml:space="preserve">THEN </w:t>
-      </w:r>
-      <w:proofErr w:type="spellStart"/>
-      <w:r>
-        <w:rPr>
-          <w:rFonts w:ascii="Times New Roman" w:hAnsi="Times New Roman" w:cs="Times New Roman"/>
-          <w:sz w:val="28"/>
-          <w:szCs w:val="28"/>
-          <w:lang w:val="en-US"/>
-        </w:rPr>
-        <w:t>sign_confidence</w:t>
-      </w:r>
-      <w:proofErr w:type="spellEnd"/>
-      <w:r>
-        <w:rPr>
-          <w:rFonts w:ascii="Times New Roman" w:hAnsi="Times New Roman" w:cs="Times New Roman"/>
-          <w:sz w:val="28"/>
-          <w:szCs w:val="28"/>
-          <w:lang w:val="en-US"/>
-        </w:rPr>
-        <w:t xml:space="preserve"> IS high</w:t>
+        <w:t xml:space="preserve">IF motion_magnitude IS high AND gesture_duration IS high </w:t>
+      </w:r>
+    </w:p>
+    <w:p>
+      <w:pPr>
+        <w:rPr>
+          <w:rFonts w:ascii="Times New Roman" w:hAnsi="Times New Roman" w:cs="Times New Roman"/>
+          <w:sz w:val="28"/>
+          <w:szCs w:val="28"/>
+          <w:lang w:val="en-US"/>
+        </w:rPr>
+      </w:pPr>
+      <w:r>
+        <w:rPr>
+          <w:rFonts w:ascii="Times New Roman" w:hAnsi="Times New Roman" w:cs="Times New Roman"/>
+          <w:sz w:val="28"/>
+          <w:szCs w:val="28"/>
+          <w:lang w:val="en-US"/>
+        </w:rPr>
+        <w:t>THEN sign_confidence IS high</w:t>
+      </w:r>
+    </w:p>
+    <w:p>
+      <w:pPr>
+        <w:rPr>
+          <w:rFonts w:ascii="Times New Roman" w:hAnsi="Times New Roman" w:cs="Times New Roman"/>
+          <w:sz w:val="28"/>
+          <w:szCs w:val="28"/>
+          <w:lang w:val="en-US"/>
+        </w:rPr>
+      </w:pPr>
+    </w:p>
+    <w:p>
+      <w:pPr>
+        <w:rPr>
+          <w:rFonts w:ascii="Times New Roman" w:hAnsi="Times New Roman" w:cs="Times New Roman"/>
+          <w:sz w:val="28"/>
+          <w:szCs w:val="28"/>
+          <w:lang w:val="en-US"/>
+        </w:rPr>
+      </w:pPr>
+      <w:r>
+        <w:rPr>
+          <w:rFonts w:ascii="Times New Roman" w:hAnsi="Times New Roman" w:cs="Times New Roman"/>
+          <w:sz w:val="28"/>
+          <w:szCs w:val="28"/>
+          <w:lang w:val="en-US"/>
+        </w:rPr>
+        <w:t xml:space="preserve">IF hand_size IS small AND thumb_index_distance IS close </w:t>
+      </w:r>
+    </w:p>
+    <w:p>
+      <w:pPr>
+        <w:rPr>
+          <w:rFonts w:ascii="Times New Roman" w:hAnsi="Times New Roman" w:cs="Times New Roman"/>
+          <w:sz w:val="28"/>
+          <w:szCs w:val="28"/>
+          <w:lang w:val="en-US"/>
+        </w:rPr>
+      </w:pPr>
+      <w:r>
+        <w:rPr>
+          <w:rFonts w:ascii="Times New Roman" w:hAnsi="Times New Roman" w:cs="Times New Roman"/>
+          <w:sz w:val="28"/>
+          <w:szCs w:val="28"/>
+          <w:lang w:val="en-US"/>
+        </w:rPr>
+        <w:t>THEN sign_confidence IS high</w:t>
+      </w:r>
+    </w:p>
+    <w:p>
+      <w:pPr>
+        <w:rPr>
+          <w:rFonts w:ascii="Times New Roman" w:hAnsi="Times New Roman" w:cs="Times New Roman"/>
+          <w:sz w:val="28"/>
+          <w:szCs w:val="28"/>
+          <w:lang w:val="en-US"/>
+        </w:rPr>
+      </w:pPr>
+    </w:p>
+    <w:p>
+      <w:pPr>
+        <w:rPr>
+          <w:rFonts w:ascii="Times New Roman" w:hAnsi="Times New Roman" w:cs="Times New Roman"/>
+          <w:sz w:val="28"/>
+          <w:szCs w:val="28"/>
+          <w:lang w:val="en-US"/>
+        </w:rPr>
+      </w:pPr>
+      <w:r>
+        <w:rPr>
+          <w:rFonts w:ascii="Times New Roman" w:hAnsi="Times New Roman" w:cs="Times New Roman"/>
+          <w:sz w:val="28"/>
+          <w:szCs w:val="28"/>
+          <w:lang w:val="en-US"/>
+        </w:rPr>
+        <w:t xml:space="preserve">IF temporal_consistency IS high </w:t>
+      </w:r>
+    </w:p>
+    <w:p>
+      <w:pPr>
+        <w:rPr>
+          <w:rFonts w:ascii="Times New Roman" w:hAnsi="Times New Roman" w:cs="Times New Roman"/>
+          <w:sz w:val="28"/>
+          <w:szCs w:val="28"/>
+          <w:lang w:val="en-US"/>
+        </w:rPr>
+      </w:pPr>
+      <w:r>
+        <w:rPr>
+          <w:rFonts w:ascii="Times New Roman" w:hAnsi="Times New Roman" w:cs="Times New Roman"/>
+          <w:sz w:val="28"/>
+          <w:szCs w:val="28"/>
+          <w:lang w:val="en-US"/>
+        </w:rPr>
+        <w:t>THEN sign_confidence IS high</w:t>
       </w:r>
     </w:p>
     <w:p>
@@ -3030,6 +2105,7 @@
           <w:szCs w:val="28"/>
           <w:lang w:val="en-US"/>
         </w:rPr>
+        <w:lastRenderedPageBreak/>
         <w:t>Phase 3: System Integration and Evaluation</w:t>
       </w:r>
     </w:p>
@@ -3119,27 +2195,7 @@
           <w:szCs w:val="28"/>
           <w:lang w:val="en-US"/>
         </w:rPr>
-        <w:t xml:space="preserve"> → </w:t>
-      </w:r>
-      <w:proofErr w:type="spellStart"/>
-      <w:r>
-        <w:rPr>
-          <w:rFonts w:ascii="Times New Roman" w:hAnsi="Times New Roman" w:cs="Times New Roman"/>
-          <w:sz w:val="28"/>
-          <w:szCs w:val="28"/>
-          <w:lang w:val="en-US"/>
-        </w:rPr>
-        <w:t>MediaPipe</w:t>
-      </w:r>
-      <w:proofErr w:type="spellEnd"/>
-      <w:r>
-        <w:rPr>
-          <w:rFonts w:ascii="Times New Roman" w:hAnsi="Times New Roman" w:cs="Times New Roman"/>
-          <w:sz w:val="28"/>
-          <w:szCs w:val="28"/>
-          <w:lang w:val="en-US"/>
-        </w:rPr>
-        <w:t xml:space="preserve"> extracts 21 hand landmarks</w:t>
+        <w:t> → MediaPipe extracts 21 hand landmarks</w:t>
       </w:r>
     </w:p>
     <w:p>
@@ -3342,27 +2398,7 @@
           <w:szCs w:val="28"/>
           <w:lang w:val="en-US"/>
         </w:rPr>
-        <w:t xml:space="preserve">Model: Random Forest (300 estimators, </w:t>
-      </w:r>
-      <w:proofErr w:type="spellStart"/>
-      <w:r>
-        <w:rPr>
-          <w:rFonts w:ascii="Times New Roman" w:hAnsi="Times New Roman" w:cs="Times New Roman"/>
-          <w:sz w:val="28"/>
-          <w:szCs w:val="28"/>
-          <w:lang w:val="en-US"/>
-        </w:rPr>
-        <w:t>max_depth</w:t>
-      </w:r>
-      <w:proofErr w:type="spellEnd"/>
-      <w:r>
-        <w:rPr>
-          <w:rFonts w:ascii="Times New Roman" w:hAnsi="Times New Roman" w:cs="Times New Roman"/>
-          <w:sz w:val="28"/>
-          <w:szCs w:val="28"/>
-          <w:lang w:val="en-US"/>
-        </w:rPr>
-        <w:t>=25)</w:t>
+        <w:t>Model: Random Forest (300 estimators, max_depth=25)</w:t>
       </w:r>
     </w:p>
     <w:p>
@@ -3452,7 +2488,6 @@
           <w:szCs w:val="28"/>
           <w:lang w:val="en-US"/>
         </w:rPr>
-        <w:lastRenderedPageBreak/>
         <w:t>Accuracy: Overall classification performance</w:t>
       </w:r>
     </w:p>
@@ -3794,6 +2829,7 @@
           <w:sz w:val="28"/>
           <w:szCs w:val="28"/>
         </w:rPr>
+        <w:lastRenderedPageBreak/>
         <w:drawing>
           <wp:inline distT="0" distB="0" distL="0" distR="0" wp14:anchorId="4A5F15EB" wp14:editId="6C019E36">
             <wp:extent cx="4404360" cy="3770983"/>
@@ -3810,7 +2846,7 @@
                     <pic:cNvPicPr/>
                   </pic:nvPicPr>
                   <pic:blipFill>
-                    <a:blip r:embed="rId11"/>
+                    <a:blip r:embed="rId10"/>
                     <a:stretch>
                       <a:fillRect/>
                     </a:stretch>
@@ -3873,7 +2909,6 @@
           <w:szCs w:val="36"/>
           <w:lang w:val="en-US"/>
         </w:rPr>
-        <w:lastRenderedPageBreak/>
         <w:t>Comparative Analysis Table</w:t>
       </w:r>
     </w:p>
@@ -3961,7 +2996,6 @@
                 <w:lang w:val="en-US"/>
               </w:rPr>
             </w:pPr>
-            <w:proofErr w:type="spellStart"/>
             <w:r>
               <w:rPr>
                 <w:rFonts w:ascii="Times New Roman" w:hAnsi="Times New Roman" w:cs="Times New Roman"/>
@@ -3969,17 +3003,7 @@
                 <w:szCs w:val="28"/>
                 <w:lang w:val="en-US"/>
               </w:rPr>
-              <w:t>SignFormer</w:t>
-            </w:r>
-            <w:proofErr w:type="spellEnd"/>
-            <w:r>
-              <w:rPr>
-                <w:rFonts w:ascii="Times New Roman" w:hAnsi="Times New Roman" w:cs="Times New Roman"/>
-                <w:sz w:val="28"/>
-                <w:szCs w:val="28"/>
-                <w:lang w:val="en-US"/>
-              </w:rPr>
-              <w:t xml:space="preserve"> (Vision Transformer)</w:t>
+              <w:t>SignFormer (Vision Transformer)</w:t>
             </w:r>
           </w:p>
         </w:tc>
@@ -4014,19 +3038,8 @@
                 <w:szCs w:val="28"/>
                 <w:lang w:val="en-US"/>
               </w:rPr>
-              <w:t xml:space="preserve">YOLOv6 + LSTM + </w:t>
+              <w:t>YOLOv6 + LSTM + MediaPipe</w:t>
             </w:r>
-            <w:proofErr w:type="spellStart"/>
-            <w:r>
-              <w:rPr>
-                <w:rFonts w:ascii="Times New Roman" w:hAnsi="Times New Roman" w:cs="Times New Roman"/>
-                <w:sz w:val="28"/>
-                <w:szCs w:val="28"/>
-                <w:lang w:val="en-US"/>
-              </w:rPr>
-              <w:t>MediaPipe</w:t>
-            </w:r>
-            <w:proofErr w:type="spellEnd"/>
           </w:p>
         </w:tc>
         <w:tc>
@@ -4162,27 +3175,7 @@
                 <w:szCs w:val="28"/>
                 <w:lang w:val="en-US"/>
               </w:rPr>
-              <w:t xml:space="preserve">YOLOv6 detects static signs; LSTM with </w:t>
-            </w:r>
-            <w:proofErr w:type="spellStart"/>
-            <w:r>
-              <w:rPr>
-                <w:rFonts w:ascii="Times New Roman" w:hAnsi="Times New Roman" w:cs="Times New Roman"/>
-                <w:sz w:val="28"/>
-                <w:szCs w:val="28"/>
-                <w:lang w:val="en-US"/>
-              </w:rPr>
-              <w:t>MediaPipe</w:t>
-            </w:r>
-            <w:proofErr w:type="spellEnd"/>
-            <w:r>
-              <w:rPr>
-                <w:rFonts w:ascii="Times New Roman" w:hAnsi="Times New Roman" w:cs="Times New Roman"/>
-                <w:sz w:val="28"/>
-                <w:szCs w:val="28"/>
-                <w:lang w:val="en-US"/>
-              </w:rPr>
-              <w:t xml:space="preserve"> skeleton landmarks recognizes dynamic gestures.</w:t>
+              <w:t>YOLOv6 detects static signs; LSTM with MediaPipe skeleton landmarks recognizes dynamic gestures.</w:t>
             </w:r>
           </w:p>
         </w:tc>
@@ -4252,6 +3245,7 @@
                 <w:szCs w:val="28"/>
                 <w:lang w:val="en-US"/>
               </w:rPr>
+              <w:lastRenderedPageBreak/>
               <w:t>Interpretability</w:t>
             </w:r>
           </w:p>
@@ -4552,17 +3546,7 @@
                 <w:szCs w:val="28"/>
                 <w:lang w:val="en-US"/>
               </w:rPr>
-              <w:t xml:space="preserve">Top-1 accuracy ≈95%; high computational </w:t>
-            </w:r>
-            <w:r>
-              <w:rPr>
-                <w:rFonts w:ascii="Times New Roman" w:hAnsi="Times New Roman" w:cs="Times New Roman"/>
-                <w:sz w:val="28"/>
-                <w:szCs w:val="28"/>
-                <w:lang w:val="en-US"/>
-              </w:rPr>
-              <w:lastRenderedPageBreak/>
-              <w:t>cost (~80–100M parameters).</w:t>
+              <w:t>Top-1 accuracy ≈95%; high computational cost (~80–100M parameters).</w:t>
             </w:r>
           </w:p>
         </w:tc>
@@ -4594,18 +3578,7 @@
                 <w:szCs w:val="28"/>
                 <w:lang w:val="en-US"/>
               </w:rPr>
-              <w:lastRenderedPageBreak/>
-              <w:t xml:space="preserve">Accuracy ≈94% (96% static, 92% dynamic); moderate </w:t>
-            </w:r>
-            <w:r>
-              <w:rPr>
-                <w:rFonts w:ascii="Times New Roman" w:hAnsi="Times New Roman" w:cs="Times New Roman"/>
-                <w:sz w:val="28"/>
-                <w:szCs w:val="28"/>
-                <w:lang w:val="en-US"/>
-              </w:rPr>
-              <w:lastRenderedPageBreak/>
-              <w:t>computational demand (~25M parameters).</w:t>
+              <w:t>Accuracy ≈94% (96% static, 92% dynamic); moderate computational demand (~25M parameters).</w:t>
             </w:r>
           </w:p>
         </w:tc>
@@ -4637,18 +3610,7 @@
                 <w:szCs w:val="28"/>
                 <w:lang w:val="en-US"/>
               </w:rPr>
-              <w:lastRenderedPageBreak/>
-              <w:t xml:space="preserve">Accuracy 97.5% on 50-class subset; efficient inference </w:t>
-            </w:r>
-            <w:r>
-              <w:rPr>
-                <w:rFonts w:ascii="Times New Roman" w:hAnsi="Times New Roman" w:cs="Times New Roman"/>
-                <w:sz w:val="28"/>
-                <w:szCs w:val="28"/>
-                <w:lang w:val="en-US"/>
-              </w:rPr>
-              <w:lastRenderedPageBreak/>
-              <w:t>with 300 estimators; processes 86 features per sample</w:t>
+              <w:t>Accuracy 97.5% on 50-class subset; efficient inference with 300 estimators; processes 86 features per sample</w:t>
             </w:r>
           </w:p>
         </w:tc>
@@ -4686,7 +3648,6 @@
                 <w:szCs w:val="28"/>
                 <w:lang w:val="en-US"/>
               </w:rPr>
-              <w:lastRenderedPageBreak/>
               <w:t>Deployment &amp; Practical Applicability</w:t>
             </w:r>
           </w:p>
@@ -4719,7 +3680,17 @@
                 <w:szCs w:val="28"/>
                 <w:lang w:val="en-US"/>
               </w:rPr>
-              <w:t>Limited – High resource requirements restrict use on mobile or embedded systems.</w:t>
+              <w:t xml:space="preserve">Limited – High resource requirements restrict use on mobile or </w:t>
+            </w:r>
+            <w:r>
+              <w:rPr>
+                <w:rFonts w:ascii="Times New Roman" w:hAnsi="Times New Roman" w:cs="Times New Roman"/>
+                <w:sz w:val="28"/>
+                <w:szCs w:val="28"/>
+                <w:lang w:val="en-US"/>
+              </w:rPr>
+              <w:lastRenderedPageBreak/>
+              <w:t>embedded systems.</w:t>
             </w:r>
           </w:p>
         </w:tc>
@@ -4751,6 +3722,7 @@
                 <w:szCs w:val="28"/>
                 <w:lang w:val="en-US"/>
               </w:rPr>
+              <w:lastRenderedPageBreak/>
               <w:t>Good – Real-time capable but lacks adaptability and transparency.</w:t>
             </w:r>
           </w:p>
@@ -4783,7 +3755,17 @@
                 <w:szCs w:val="28"/>
                 <w:lang w:val="en-US"/>
               </w:rPr>
-              <w:t>Excellent – Flask web deployment with real-time processing; provides comprehensive analysis and user-friendly interface</w:t>
+              <w:t xml:space="preserve">Excellent – Flask web deployment with real-time processing; provides comprehensive </w:t>
+            </w:r>
+            <w:r>
+              <w:rPr>
+                <w:rFonts w:ascii="Times New Roman" w:hAnsi="Times New Roman" w:cs="Times New Roman"/>
+                <w:sz w:val="28"/>
+                <w:szCs w:val="28"/>
+                <w:lang w:val="en-US"/>
+              </w:rPr>
+              <w:lastRenderedPageBreak/>
+              <w:t>analysis and user-friendly interface</w:t>
             </w:r>
           </w:p>
         </w:tc>
@@ -4809,6 +3791,7 @@
           <w:szCs w:val="28"/>
           <w:lang w:val="en-US"/>
         </w:rPr>
+        <w:lastRenderedPageBreak/>
         <w:t>Detailed Breakdown of Proposed Model Advantages:</w:t>
       </w:r>
     </w:p>
@@ -5036,29 +4019,16 @@
           <w:lang w:val="en-US"/>
         </w:rPr>
       </w:pPr>
-      <w:proofErr w:type="spellStart"/>
-      <w:r>
-        <w:rPr>
-          <w:rFonts w:ascii="Times New Roman" w:hAnsi="Times New Roman" w:cs="Times New Roman"/>
-          <w:b/>
-          <w:bCs/>
-          <w:sz w:val="28"/>
-          <w:szCs w:val="28"/>
-          <w:lang w:val="en-US"/>
-        </w:rPr>
-        <w:t>MediaPipe</w:t>
-      </w:r>
-      <w:proofErr w:type="spellEnd"/>
-      <w:r>
-        <w:rPr>
-          <w:rFonts w:ascii="Times New Roman" w:hAnsi="Times New Roman" w:cs="Times New Roman"/>
-          <w:b/>
-          <w:bCs/>
-          <w:sz w:val="28"/>
-          <w:szCs w:val="28"/>
-          <w:lang w:val="en-US"/>
-        </w:rPr>
-        <w:t xml:space="preserve"> Integration:</w:t>
+      <w:r>
+        <w:rPr>
+          <w:rFonts w:ascii="Times New Roman" w:hAnsi="Times New Roman" w:cs="Times New Roman"/>
+          <w:b/>
+          <w:bCs/>
+          <w:sz w:val="28"/>
+          <w:szCs w:val="28"/>
+          <w:lang w:val="en-US"/>
+        </w:rPr>
+        <w:t>MediaPipe Integration:</w:t>
       </w:r>
       <w:r>
         <w:rPr>
@@ -5142,7 +4112,6 @@
           <w:szCs w:val="28"/>
           <w:lang w:val="en-US"/>
         </w:rPr>
-        <w:lastRenderedPageBreak/>
         <w:t>ML Confidence:</w:t>
       </w:r>
       <w:r>
@@ -5336,6 +4305,7 @@
           <w:szCs w:val="28"/>
           <w:lang w:val="en-US"/>
         </w:rPr>
+        <w:lastRenderedPageBreak/>
         <w:t>Fuzzy Logic:</w:t>
       </w:r>
       <w:r>
@@ -6029,6 +4999,7 @@
           <w:szCs w:val="28"/>
           <w:lang w:val="en-US"/>
         </w:rPr>
+        <w:lastRenderedPageBreak/>
         <w:t>Feature analysis and visualization</w:t>
       </w:r>
     </w:p>
@@ -6091,25 +5062,14 @@
           <w:lang w:val="en-US"/>
         </w:rPr>
       </w:pPr>
-      <w:proofErr w:type="spellStart"/>
-      <w:r>
-        <w:rPr>
-          <w:rFonts w:ascii="Times New Roman" w:hAnsi="Times New Roman" w:cs="Times New Roman"/>
-          <w:sz w:val="28"/>
-          <w:szCs w:val="28"/>
-          <w:lang w:val="en-US"/>
-        </w:rPr>
-        <w:t>MediaPipe</w:t>
-      </w:r>
-      <w:proofErr w:type="spellEnd"/>
-      <w:r>
-        <w:rPr>
-          <w:rFonts w:ascii="Times New Roman" w:hAnsi="Times New Roman" w:cs="Times New Roman"/>
-          <w:sz w:val="28"/>
-          <w:szCs w:val="28"/>
-          <w:lang w:val="en-US"/>
-        </w:rPr>
-        <w:t xml:space="preserve"> hand tracking at 96% detection rate</w:t>
+      <w:r>
+        <w:rPr>
+          <w:rFonts w:ascii="Times New Roman" w:hAnsi="Times New Roman" w:cs="Times New Roman"/>
+          <w:sz w:val="28"/>
+          <w:szCs w:val="28"/>
+          <w:lang w:val="en-US"/>
+        </w:rPr>
+        <w:t>MediaPipe hand tracking at 96% detection rate</w:t>
       </w:r>
     </w:p>
     <w:p>
@@ -6415,7 +5375,6 @@
           <w:szCs w:val="28"/>
           <w:lang w:val="en-US"/>
         </w:rPr>
-        <w:lastRenderedPageBreak/>
         <w:t>Real-time webcam integration for live recognition</w:t>
       </w:r>
     </w:p>
@@ -6580,27 +5539,8 @@
           <w:szCs w:val="28"/>
           <w:lang w:val="en-US"/>
         </w:rPr>
-        <w:t xml:space="preserve">[1] D. R. </w:t>
-      </w:r>
-      <w:proofErr w:type="spellStart"/>
-      <w:r>
-        <w:rPr>
-          <w:rFonts w:ascii="Times New Roman" w:hAnsi="Times New Roman" w:cs="Times New Roman"/>
-          <w:sz w:val="28"/>
-          <w:szCs w:val="28"/>
-          <w:lang w:val="en-US"/>
-        </w:rPr>
-        <w:t>Kothadiya</w:t>
-      </w:r>
-      <w:proofErr w:type="spellEnd"/>
-      <w:r>
-        <w:rPr>
-          <w:rFonts w:ascii="Times New Roman" w:hAnsi="Times New Roman" w:cs="Times New Roman"/>
-          <w:sz w:val="28"/>
-          <w:szCs w:val="28"/>
-          <w:lang w:val="en-US"/>
-        </w:rPr>
-        <w:t xml:space="preserve"> et al., 'SIGNFORMER: Deep Vision Transformer for Sign Language Recognition,' IEEE Access, 2023.</w:t>
+        <w:lastRenderedPageBreak/>
+        <w:t>[1] D. R. Kothadiya et al., 'SIGNFORMER: Deep Vision Transformer for Sign Language Recognition,' IEEE Access, 2023.</w:t>
       </w:r>
       <w:r>
         <w:rPr>
@@ -6620,27 +5560,7 @@
           <w:lang w:val="en-US"/>
         </w:rPr>
         <w:br/>
-        <w:t xml:space="preserve">[3] L. </w:t>
-      </w:r>
-      <w:proofErr w:type="spellStart"/>
-      <w:r>
-        <w:rPr>
-          <w:rFonts w:ascii="Times New Roman" w:hAnsi="Times New Roman" w:cs="Times New Roman"/>
-          <w:sz w:val="28"/>
-          <w:szCs w:val="28"/>
-          <w:lang w:val="en-US"/>
-        </w:rPr>
-        <w:t>Breiman</w:t>
-      </w:r>
-      <w:proofErr w:type="spellEnd"/>
-      <w:r>
-        <w:rPr>
-          <w:rFonts w:ascii="Times New Roman" w:hAnsi="Times New Roman" w:cs="Times New Roman"/>
-          <w:sz w:val="28"/>
-          <w:szCs w:val="28"/>
-          <w:lang w:val="en-US"/>
-        </w:rPr>
-        <w:t>, 'Random Forests,' Machine Learning, 2001.</w:t>
+        <w:t>[3] L. Breiman, 'Random Forests,' Machine Learning, 2001.</w:t>
       </w:r>
       <w:r>
         <w:rPr>
@@ -6650,27 +5570,7 @@
           <w:lang w:val="en-US"/>
         </w:rPr>
         <w:br/>
-        <w:t xml:space="preserve">[4] </w:t>
-      </w:r>
-      <w:proofErr w:type="spellStart"/>
-      <w:r>
-        <w:rPr>
-          <w:rFonts w:ascii="Times New Roman" w:hAnsi="Times New Roman" w:cs="Times New Roman"/>
-          <w:sz w:val="28"/>
-          <w:szCs w:val="28"/>
-          <w:lang w:val="en-US"/>
-        </w:rPr>
-        <w:t>MediaPipe</w:t>
-      </w:r>
-      <w:proofErr w:type="spellEnd"/>
-      <w:r>
-        <w:rPr>
-          <w:rFonts w:ascii="Times New Roman" w:hAnsi="Times New Roman" w:cs="Times New Roman"/>
-          <w:sz w:val="28"/>
-          <w:szCs w:val="28"/>
-          <w:lang w:val="en-US"/>
-        </w:rPr>
-        <w:t xml:space="preserve"> Hands: On-device Real-time Hand Tracking</w:t>
+        <w:t>[4] MediaPipe Hands: On-device Real-time Hand Tracking</w:t>
       </w:r>
     </w:p>
     <w:p>
